--- a/bt2/bt2 (1).docx
+++ b/bt2/bt2 (1).docx
@@ -951,15 +951,15 @@
         <w:spacing w:after="160" w:lineRule="auto"/>
         <w:rPr>
           <w:rFonts w:ascii="Times New Roman" w:cs="Times New Roman" w:eastAsia="Times New Roman" w:hAnsi="Times New Roman"/>
-          <w:sz w:val="24"/>
-          <w:szCs w:val="24"/>
+          <w:sz w:val="28"/>
+          <w:szCs w:val="28"/>
         </w:rPr>
       </w:pPr>
       <w:r>
         <w:rPr>
           <w:rFonts w:ascii="Times New Roman" w:cs="Times New Roman" w:eastAsia="Times New Roman" w:hAnsi="Times New Roman"/>
-          <w:sz w:val="24"/>
-          <w:szCs w:val="24"/>
+          <w:sz w:val="28"/>
+          <w:szCs w:val="28"/>
           <w:rtl w:val="0"/>
         </w:rPr>
         <w:t xml:space="preserve">Phần 2: Sửa Improvement</w:t>
@@ -1004,32 +1004,30 @@
         <w:tc>
           <w:tcPr>
             <w:tcBorders>
-              <w:top w:color="000000" w:space="0" w:sz="5" w:val="single"/>
-              <w:left w:color="000000" w:space="0" w:sz="5" w:val="single"/>
-              <w:bottom w:color="000000" w:space="0" w:sz="5" w:val="single"/>
-              <w:right w:color="000000" w:space="0" w:sz="5" w:val="single"/>
-            </w:tcBorders>
-            <w:shd w:fill="ffffff" w:val="clear"/>
-            <w:tcMar>
-              <w:top w:w="0.0" w:type="dxa"/>
-              <w:left w:w="100.0" w:type="dxa"/>
-              <w:bottom w:w="0.0" w:type="dxa"/>
-              <w:right w:w="100.0" w:type="dxa"/>
-            </w:tcMar>
-            <w:vAlign w:val="top"/>
-          </w:tcPr>
-          <w:p>
-            <w:pPr>
+              <w:top w:color="c4c7c5" w:space="0" w:sz="5" w:val="single"/>
+              <w:left w:color="c4c7c5" w:space="0" w:sz="5" w:val="single"/>
+              <w:bottom w:color="c4c7c5" w:space="0" w:sz="5" w:val="single"/>
+              <w:right w:color="c4c7c5" w:space="0" w:sz="5" w:val="single"/>
+            </w:tcBorders>
+            <w:tcMar>
+              <w:top w:w="120.0" w:type="dxa"/>
+              <w:left w:w="180.0" w:type="dxa"/>
+              <w:bottom w:w="120.0" w:type="dxa"/>
+              <w:right w:w="180.0" w:type="dxa"/>
+            </w:tcMar>
+            <w:vAlign w:val="top"/>
+          </w:tcPr>
+          <w:p>
+            <w:pPr>
+              <w:spacing w:after="480" w:lineRule="auto"/>
               <w:jc w:val="center"/>
               <w:rPr>
-                <w:rFonts w:ascii="Times New Roman" w:cs="Times New Roman" w:eastAsia="Times New Roman" w:hAnsi="Times New Roman"/>
-                <w:sz w:val="24"/>
-                <w:szCs w:val="24"/>
-              </w:rPr>
-            </w:pPr>
-            <w:r>
-              <w:rPr>
-                <w:rFonts w:ascii="Times New Roman" w:cs="Times New Roman" w:eastAsia="Times New Roman" w:hAnsi="Times New Roman"/>
+                <w:sz w:val="24"/>
+                <w:szCs w:val="24"/>
+              </w:rPr>
+            </w:pPr>
+            <w:r>
+              <w:rPr>
                 <w:sz w:val="24"/>
                 <w:szCs w:val="24"/>
                 <w:rtl w:val="0"/>
@@ -1041,32 +1039,30 @@
         <w:tc>
           <w:tcPr>
             <w:tcBorders>
-              <w:top w:color="000000" w:space="0" w:sz="5" w:val="single"/>
-              <w:left w:color="000000" w:space="0" w:sz="0" w:val="nil"/>
-              <w:bottom w:color="000000" w:space="0" w:sz="5" w:val="single"/>
-              <w:right w:color="000000" w:space="0" w:sz="5" w:val="single"/>
-            </w:tcBorders>
-            <w:shd w:fill="ffffff" w:val="clear"/>
-            <w:tcMar>
-              <w:top w:w="0.0" w:type="dxa"/>
-              <w:left w:w="100.0" w:type="dxa"/>
-              <w:bottom w:w="0.0" w:type="dxa"/>
-              <w:right w:w="100.0" w:type="dxa"/>
-            </w:tcMar>
-            <w:vAlign w:val="top"/>
-          </w:tcPr>
-          <w:p>
-            <w:pPr>
+              <w:top w:color="c4c7c5" w:space="0" w:sz="5" w:val="single"/>
+              <w:left w:color="c4c7c5" w:space="0" w:sz="5" w:val="single"/>
+              <w:bottom w:color="c4c7c5" w:space="0" w:sz="5" w:val="single"/>
+              <w:right w:color="c4c7c5" w:space="0" w:sz="5" w:val="single"/>
+            </w:tcBorders>
+            <w:tcMar>
+              <w:top w:w="120.0" w:type="dxa"/>
+              <w:left w:w="180.0" w:type="dxa"/>
+              <w:bottom w:w="120.0" w:type="dxa"/>
+              <w:right w:w="180.0" w:type="dxa"/>
+            </w:tcMar>
+            <w:vAlign w:val="top"/>
+          </w:tcPr>
+          <w:p>
+            <w:pPr>
+              <w:spacing w:after="480" w:lineRule="auto"/>
               <w:jc w:val="center"/>
               <w:rPr>
-                <w:rFonts w:ascii="Times New Roman" w:cs="Times New Roman" w:eastAsia="Times New Roman" w:hAnsi="Times New Roman"/>
-                <w:sz w:val="24"/>
-                <w:szCs w:val="24"/>
-              </w:rPr>
-            </w:pPr>
-            <w:r>
-              <w:rPr>
-                <w:rFonts w:ascii="Times New Roman" w:cs="Times New Roman" w:eastAsia="Times New Roman" w:hAnsi="Times New Roman"/>
+                <w:sz w:val="24"/>
+                <w:szCs w:val="24"/>
+              </w:rPr>
+            </w:pPr>
+            <w:r>
+              <w:rPr>
                 <w:sz w:val="24"/>
                 <w:szCs w:val="24"/>
                 <w:rtl w:val="0"/>
@@ -1078,32 +1074,30 @@
         <w:tc>
           <w:tcPr>
             <w:tcBorders>
-              <w:top w:color="000000" w:space="0" w:sz="5" w:val="single"/>
-              <w:left w:color="000000" w:space="0" w:sz="0" w:val="nil"/>
-              <w:bottom w:color="000000" w:space="0" w:sz="5" w:val="single"/>
-              <w:right w:color="000000" w:space="0" w:sz="5" w:val="single"/>
-            </w:tcBorders>
-            <w:shd w:fill="ffffff" w:val="clear"/>
-            <w:tcMar>
-              <w:top w:w="0.0" w:type="dxa"/>
-              <w:left w:w="100.0" w:type="dxa"/>
-              <w:bottom w:w="0.0" w:type="dxa"/>
-              <w:right w:w="100.0" w:type="dxa"/>
-            </w:tcMar>
-            <w:vAlign w:val="top"/>
-          </w:tcPr>
-          <w:p>
-            <w:pPr>
+              <w:top w:color="c4c7c5" w:space="0" w:sz="5" w:val="single"/>
+              <w:left w:color="c4c7c5" w:space="0" w:sz="5" w:val="single"/>
+              <w:bottom w:color="c4c7c5" w:space="0" w:sz="5" w:val="single"/>
+              <w:right w:color="c4c7c5" w:space="0" w:sz="5" w:val="single"/>
+            </w:tcBorders>
+            <w:tcMar>
+              <w:top w:w="120.0" w:type="dxa"/>
+              <w:left w:w="180.0" w:type="dxa"/>
+              <w:bottom w:w="120.0" w:type="dxa"/>
+              <w:right w:w="180.0" w:type="dxa"/>
+            </w:tcMar>
+            <w:vAlign w:val="top"/>
+          </w:tcPr>
+          <w:p>
+            <w:pPr>
+              <w:spacing w:after="480" w:lineRule="auto"/>
               <w:jc w:val="center"/>
               <w:rPr>
-                <w:rFonts w:ascii="Times New Roman" w:cs="Times New Roman" w:eastAsia="Times New Roman" w:hAnsi="Times New Roman"/>
-                <w:sz w:val="24"/>
-                <w:szCs w:val="24"/>
-              </w:rPr>
-            </w:pPr>
-            <w:r>
-              <w:rPr>
-                <w:rFonts w:ascii="Times New Roman" w:cs="Times New Roman" w:eastAsia="Times New Roman" w:hAnsi="Times New Roman"/>
+                <w:sz w:val="24"/>
+                <w:szCs w:val="24"/>
+              </w:rPr>
+            </w:pPr>
+            <w:r>
+              <w:rPr>
                 <w:sz w:val="24"/>
                 <w:szCs w:val="24"/>
                 <w:rtl w:val="0"/>
@@ -1115,32 +1109,30 @@
         <w:tc>
           <w:tcPr>
             <w:tcBorders>
-              <w:top w:color="000000" w:space="0" w:sz="5" w:val="single"/>
-              <w:left w:color="000000" w:space="0" w:sz="0" w:val="nil"/>
-              <w:bottom w:color="000000" w:space="0" w:sz="5" w:val="single"/>
-              <w:right w:color="000000" w:space="0" w:sz="5" w:val="single"/>
-            </w:tcBorders>
-            <w:shd w:fill="ffffff" w:val="clear"/>
-            <w:tcMar>
-              <w:top w:w="0.0" w:type="dxa"/>
-              <w:left w:w="100.0" w:type="dxa"/>
-              <w:bottom w:w="0.0" w:type="dxa"/>
-              <w:right w:w="100.0" w:type="dxa"/>
-            </w:tcMar>
-            <w:vAlign w:val="top"/>
-          </w:tcPr>
-          <w:p>
-            <w:pPr>
+              <w:top w:color="c4c7c5" w:space="0" w:sz="5" w:val="single"/>
+              <w:left w:color="c4c7c5" w:space="0" w:sz="5" w:val="single"/>
+              <w:bottom w:color="c4c7c5" w:space="0" w:sz="5" w:val="single"/>
+              <w:right w:color="c4c7c5" w:space="0" w:sz="5" w:val="single"/>
+            </w:tcBorders>
+            <w:tcMar>
+              <w:top w:w="120.0" w:type="dxa"/>
+              <w:left w:w="180.0" w:type="dxa"/>
+              <w:bottom w:w="120.0" w:type="dxa"/>
+              <w:right w:w="180.0" w:type="dxa"/>
+            </w:tcMar>
+            <w:vAlign w:val="top"/>
+          </w:tcPr>
+          <w:p>
+            <w:pPr>
+              <w:spacing w:after="480" w:lineRule="auto"/>
               <w:jc w:val="center"/>
               <w:rPr>
-                <w:rFonts w:ascii="Times New Roman" w:cs="Times New Roman" w:eastAsia="Times New Roman" w:hAnsi="Times New Roman"/>
-                <w:sz w:val="24"/>
-                <w:szCs w:val="24"/>
-              </w:rPr>
-            </w:pPr>
-            <w:r>
-              <w:rPr>
-                <w:rFonts w:ascii="Times New Roman" w:cs="Times New Roman" w:eastAsia="Times New Roman" w:hAnsi="Times New Roman"/>
+                <w:sz w:val="24"/>
+                <w:szCs w:val="24"/>
+              </w:rPr>
+            </w:pPr>
+            <w:r>
+              <w:rPr>
                 <w:sz w:val="24"/>
                 <w:szCs w:val="24"/>
                 <w:rtl w:val="0"/>
@@ -1159,65 +1151,63 @@
         <w:tc>
           <w:tcPr>
             <w:tcBorders>
-              <w:top w:color="000000" w:space="0" w:sz="0" w:val="nil"/>
-              <w:left w:color="000000" w:space="0" w:sz="5" w:val="single"/>
-              <w:bottom w:color="000000" w:space="0" w:sz="5" w:val="single"/>
-              <w:right w:color="000000" w:space="0" w:sz="5" w:val="single"/>
-            </w:tcBorders>
-            <w:tcMar>
-              <w:top w:w="0.0" w:type="dxa"/>
-              <w:left w:w="100.0" w:type="dxa"/>
-              <w:bottom w:w="0.0" w:type="dxa"/>
-              <w:right w:w="100.0" w:type="dxa"/>
-            </w:tcMar>
-            <w:vAlign w:val="top"/>
-          </w:tcPr>
-          <w:p>
-            <w:pPr>
-              <w:rPr>
-                <w:rFonts w:ascii="Times New Roman" w:cs="Times New Roman" w:eastAsia="Times New Roman" w:hAnsi="Times New Roman"/>
-                <w:sz w:val="24"/>
-                <w:szCs w:val="24"/>
-              </w:rPr>
-            </w:pPr>
-            <w:r>
-              <w:rPr>
-                <w:rFonts w:ascii="Times New Roman" w:cs="Times New Roman" w:eastAsia="Times New Roman" w:hAnsi="Times New Roman"/>
-                <w:sz w:val="24"/>
-                <w:szCs w:val="24"/>
-                <w:rtl w:val="0"/>
-              </w:rPr>
-              <w:t xml:space="preserve">Khi thay đổi quy tắc chuyển người, nhóm cập nhật tài liệu chung trước khi triển khai; Nam và các thành viên liên quan kiểm tra nội dung thay đổi</w:t>
-            </w:r>
-          </w:p>
-        </w:tc>
-        <w:tc>
-          <w:tcPr>
-            <w:tcBorders>
-              <w:top w:color="000000" w:space="0" w:sz="0" w:val="nil"/>
-              <w:left w:color="000000" w:space="0" w:sz="0" w:val="nil"/>
-              <w:bottom w:color="000000" w:space="0" w:sz="5" w:val="single"/>
-              <w:right w:color="000000" w:space="0" w:sz="5" w:val="single"/>
-            </w:tcBorders>
-            <w:tcMar>
-              <w:top w:w="0.0" w:type="dxa"/>
-              <w:left w:w="100.0" w:type="dxa"/>
-              <w:bottom w:w="0.0" w:type="dxa"/>
-              <w:right w:w="100.0" w:type="dxa"/>
-            </w:tcMar>
-            <w:vAlign w:val="top"/>
-          </w:tcPr>
-          <w:p>
-            <w:pPr>
-              <w:rPr>
-                <w:rFonts w:ascii="Times New Roman" w:cs="Times New Roman" w:eastAsia="Times New Roman" w:hAnsi="Times New Roman"/>
-                <w:sz w:val="24"/>
-                <w:szCs w:val="24"/>
-              </w:rPr>
-            </w:pPr>
-            <w:r>
-              <w:rPr>
-                <w:rFonts w:ascii="Times New Roman" w:cs="Times New Roman" w:eastAsia="Times New Roman" w:hAnsi="Times New Roman"/>
+              <w:top w:color="c4c7c5" w:space="0" w:sz="5" w:val="single"/>
+              <w:left w:color="c4c7c5" w:space="0" w:sz="5" w:val="single"/>
+              <w:bottom w:color="c4c7c5" w:space="0" w:sz="5" w:val="single"/>
+              <w:right w:color="c4c7c5" w:space="0" w:sz="5" w:val="single"/>
+            </w:tcBorders>
+            <w:tcMar>
+              <w:top w:w="120.0" w:type="dxa"/>
+              <w:left w:w="180.0" w:type="dxa"/>
+              <w:bottom w:w="120.0" w:type="dxa"/>
+              <w:right w:w="180.0" w:type="dxa"/>
+            </w:tcMar>
+            <w:vAlign w:val="top"/>
+          </w:tcPr>
+          <w:p>
+            <w:pPr>
+              <w:spacing w:after="480" w:lineRule="auto"/>
+              <w:rPr>
+                <w:sz w:val="24"/>
+                <w:szCs w:val="24"/>
+              </w:rPr>
+            </w:pPr>
+            <w:r>
+              <w:rPr>
+                <w:sz w:val="24"/>
+                <w:szCs w:val="24"/>
+                <w:rtl w:val="0"/>
+              </w:rPr>
+              <w:t xml:space="preserve">Mọi điều chỉnh về quy tắc chuyển giao phải được cập nhật vào tài liệu chung trước khi áp dụng thực tế; Nam cùng anh em Developers chịu trách nhiệm rà soát</w:t>
+            </w:r>
+          </w:p>
+        </w:tc>
+        <w:tc>
+          <w:tcPr>
+            <w:tcBorders>
+              <w:top w:color="c4c7c5" w:space="0" w:sz="5" w:val="single"/>
+              <w:left w:color="c4c7c5" w:space="0" w:sz="5" w:val="single"/>
+              <w:bottom w:color="c4c7c5" w:space="0" w:sz="5" w:val="single"/>
+              <w:right w:color="c4c7c5" w:space="0" w:sz="5" w:val="single"/>
+            </w:tcBorders>
+            <w:tcMar>
+              <w:top w:w="120.0" w:type="dxa"/>
+              <w:left w:w="180.0" w:type="dxa"/>
+              <w:bottom w:w="120.0" w:type="dxa"/>
+              <w:right w:w="180.0" w:type="dxa"/>
+            </w:tcMar>
+            <w:vAlign w:val="top"/>
+          </w:tcPr>
+          <w:p>
+            <w:pPr>
+              <w:spacing w:after="480" w:lineRule="auto"/>
+              <w:rPr>
+                <w:sz w:val="24"/>
+                <w:szCs w:val="24"/>
+              </w:rPr>
+            </w:pPr>
+            <w:r>
+              <w:rPr>
                 <w:sz w:val="24"/>
                 <w:szCs w:val="24"/>
                 <w:rtl w:val="0"/>
@@ -1229,70 +1219,68 @@
         <w:tc>
           <w:tcPr>
             <w:tcBorders>
-              <w:top w:color="000000" w:space="0" w:sz="0" w:val="nil"/>
-              <w:left w:color="000000" w:space="0" w:sz="0" w:val="nil"/>
-              <w:bottom w:color="000000" w:space="0" w:sz="5" w:val="single"/>
-              <w:right w:color="000000" w:space="0" w:sz="5" w:val="single"/>
-            </w:tcBorders>
-            <w:tcMar>
-              <w:top w:w="0.0" w:type="dxa"/>
-              <w:left w:w="100.0" w:type="dxa"/>
-              <w:bottom w:w="0.0" w:type="dxa"/>
-              <w:right w:w="100.0" w:type="dxa"/>
-            </w:tcMar>
-            <w:vAlign w:val="top"/>
-          </w:tcPr>
-          <w:p>
-            <w:pPr>
-              <w:rPr>
-                <w:rFonts w:ascii="Times New Roman" w:cs="Times New Roman" w:eastAsia="Times New Roman" w:hAnsi="Times New Roman"/>
-                <w:sz w:val="24"/>
-                <w:szCs w:val="24"/>
-              </w:rPr>
-            </w:pPr>
-            <w:r>
-              <w:rPr>
-                <w:rFonts w:ascii="Times New Roman" w:cs="Times New Roman" w:eastAsia="Times New Roman" w:hAnsi="Times New Roman"/>
-                <w:sz w:val="24"/>
-                <w:szCs w:val="24"/>
-                <w:rtl w:val="0"/>
-              </w:rPr>
-              <w:t xml:space="preserve">Mỗi lần thay đổi quy tắc trong Sprint 12; rà soát tại Daily Scrum và cuối Sprint</w:t>
-            </w:r>
-          </w:p>
-        </w:tc>
-        <w:tc>
-          <w:tcPr>
-            <w:tcBorders>
-              <w:top w:color="000000" w:space="0" w:sz="0" w:val="nil"/>
-              <w:left w:color="000000" w:space="0" w:sz="0" w:val="nil"/>
-              <w:bottom w:color="000000" w:space="0" w:sz="5" w:val="single"/>
-              <w:right w:color="000000" w:space="0" w:sz="5" w:val="single"/>
-            </w:tcBorders>
-            <w:tcMar>
-              <w:top w:w="0.0" w:type="dxa"/>
-              <w:left w:w="100.0" w:type="dxa"/>
-              <w:bottom w:w="0.0" w:type="dxa"/>
-              <w:right w:w="100.0" w:type="dxa"/>
-            </w:tcMar>
-            <w:vAlign w:val="top"/>
-          </w:tcPr>
-          <w:p>
-            <w:pPr>
-              <w:rPr>
-                <w:rFonts w:ascii="Times New Roman" w:cs="Times New Roman" w:eastAsia="Times New Roman" w:hAnsi="Times New Roman"/>
-                <w:sz w:val="24"/>
-                <w:szCs w:val="24"/>
-              </w:rPr>
-            </w:pPr>
-            <w:r>
-              <w:rPr>
-                <w:rFonts w:ascii="Times New Roman" w:cs="Times New Roman" w:eastAsia="Times New Roman" w:hAnsi="Times New Roman"/>
-                <w:sz w:val="24"/>
-                <w:szCs w:val="24"/>
-                <w:rtl w:val="0"/>
-              </w:rPr>
-              <w:t xml:space="preserve">Lịch sử phiên bản tài liệu có nội dung thay đổi và thời điểm cập nhật trước khi triển khai</w:t>
+              <w:top w:color="c4c7c5" w:space="0" w:sz="5" w:val="single"/>
+              <w:left w:color="c4c7c5" w:space="0" w:sz="5" w:val="single"/>
+              <w:bottom w:color="c4c7c5" w:space="0" w:sz="5" w:val="single"/>
+              <w:right w:color="c4c7c5" w:space="0" w:sz="5" w:val="single"/>
+            </w:tcBorders>
+            <w:tcMar>
+              <w:top w:w="120.0" w:type="dxa"/>
+              <w:left w:w="180.0" w:type="dxa"/>
+              <w:bottom w:w="120.0" w:type="dxa"/>
+              <w:right w:w="180.0" w:type="dxa"/>
+            </w:tcMar>
+            <w:vAlign w:val="top"/>
+          </w:tcPr>
+          <w:p>
+            <w:pPr>
+              <w:spacing w:after="480" w:lineRule="auto"/>
+              <w:rPr>
+                <w:sz w:val="24"/>
+                <w:szCs w:val="24"/>
+              </w:rPr>
+            </w:pPr>
+            <w:r>
+              <w:rPr>
+                <w:sz w:val="24"/>
+                <w:szCs w:val="24"/>
+                <w:rtl w:val="0"/>
+              </w:rPr>
+              <w:t xml:space="preserve">Kiểm tra tại mỗi buổi Daily và cuối Sprint 12</w:t>
+            </w:r>
+          </w:p>
+        </w:tc>
+        <w:tc>
+          <w:tcPr>
+            <w:tcBorders>
+              <w:top w:color="c4c7c5" w:space="0" w:sz="5" w:val="single"/>
+              <w:left w:color="c4c7c5" w:space="0" w:sz="5" w:val="single"/>
+              <w:bottom w:color="c4c7c5" w:space="0" w:sz="5" w:val="single"/>
+              <w:right w:color="c4c7c5" w:space="0" w:sz="5" w:val="single"/>
+            </w:tcBorders>
+            <w:tcMar>
+              <w:top w:w="120.0" w:type="dxa"/>
+              <w:left w:w="180.0" w:type="dxa"/>
+              <w:bottom w:w="120.0" w:type="dxa"/>
+              <w:right w:w="180.0" w:type="dxa"/>
+            </w:tcMar>
+            <w:vAlign w:val="top"/>
+          </w:tcPr>
+          <w:p>
+            <w:pPr>
+              <w:spacing w:after="480" w:lineRule="auto"/>
+              <w:rPr>
+                <w:sz w:val="24"/>
+                <w:szCs w:val="24"/>
+              </w:rPr>
+            </w:pPr>
+            <w:r>
+              <w:rPr>
+                <w:sz w:val="24"/>
+                <w:szCs w:val="24"/>
+                <w:rtl w:val="0"/>
+              </w:rPr>
+              <w:t xml:space="preserve">Nhật ký lịch sử chỉnh sửa tài liệu hiển thị thời gian cập nhật trước thời điểm triển khai</w:t>
             </w:r>
           </w:p>
         </w:tc>
@@ -1306,140 +1294,136 @@
         <w:tc>
           <w:tcPr>
             <w:tcBorders>
-              <w:top w:color="000000" w:space="0" w:sz="0" w:val="nil"/>
-              <w:left w:color="000000" w:space="0" w:sz="5" w:val="single"/>
-              <w:bottom w:color="000000" w:space="0" w:sz="5" w:val="single"/>
-              <w:right w:color="000000" w:space="0" w:sz="5" w:val="single"/>
-            </w:tcBorders>
-            <w:tcMar>
-              <w:top w:w="0.0" w:type="dxa"/>
-              <w:left w:w="100.0" w:type="dxa"/>
-              <w:bottom w:w="0.0" w:type="dxa"/>
-              <w:right w:w="100.0" w:type="dxa"/>
-            </w:tcMar>
-            <w:vAlign w:val="top"/>
-          </w:tcPr>
-          <w:p>
-            <w:pPr>
-              <w:rPr>
-                <w:rFonts w:ascii="Times New Roman" w:cs="Times New Roman" w:eastAsia="Times New Roman" w:hAnsi="Times New Roman"/>
-                <w:sz w:val="24"/>
-                <w:szCs w:val="24"/>
-              </w:rPr>
-            </w:pPr>
-            <w:r>
-              <w:rPr>
-                <w:rFonts w:ascii="Times New Roman" w:cs="Times New Roman" w:eastAsia="Times New Roman" w:hAnsi="Times New Roman"/>
-                <w:sz w:val="24"/>
-                <w:szCs w:val="24"/>
-                <w:rtl w:val="0"/>
-              </w:rPr>
-              <w:t xml:space="preserve">Khi bắt đầu Sprint 12, nhóm lập kế hoạch và chạy Integration Test đầu tiên không muộn hơn Ngày 4; Developers phối hợp với Khánh Vy để xử lý lỗi phát hiện được</w:t>
-            </w:r>
-          </w:p>
-        </w:tc>
-        <w:tc>
-          <w:tcPr>
-            <w:tcBorders>
-              <w:top w:color="000000" w:space="0" w:sz="0" w:val="nil"/>
-              <w:left w:color="000000" w:space="0" w:sz="0" w:val="nil"/>
-              <w:bottom w:color="000000" w:space="0" w:sz="5" w:val="single"/>
-              <w:right w:color="000000" w:space="0" w:sz="5" w:val="single"/>
-            </w:tcBorders>
-            <w:tcMar>
-              <w:top w:w="0.0" w:type="dxa"/>
-              <w:left w:w="100.0" w:type="dxa"/>
-              <w:bottom w:w="0.0" w:type="dxa"/>
-              <w:right w:w="100.0" w:type="dxa"/>
-            </w:tcMar>
-            <w:vAlign w:val="top"/>
-          </w:tcPr>
-          <w:p>
-            <w:pPr>
-              <w:rPr>
-                <w:rFonts w:ascii="Times New Roman" w:cs="Times New Roman" w:eastAsia="Times New Roman" w:hAnsi="Times New Roman"/>
-                <w:sz w:val="24"/>
-                <w:szCs w:val="24"/>
-              </w:rPr>
-            </w:pPr>
-            <w:r>
-              <w:rPr>
-                <w:rFonts w:ascii="Times New Roman" w:cs="Times New Roman" w:eastAsia="Times New Roman" w:hAnsi="Times New Roman"/>
-                <w:sz w:val="24"/>
-                <w:szCs w:val="24"/>
-                <w:rtl w:val="0"/>
-              </w:rPr>
-              <w:t xml:space="preserve">Khánh Vy và Developer</w:t>
-            </w:r>
-          </w:p>
-        </w:tc>
-        <w:tc>
-          <w:tcPr>
-            <w:tcBorders>
-              <w:top w:color="000000" w:space="0" w:sz="0" w:val="nil"/>
-              <w:left w:color="000000" w:space="0" w:sz="0" w:val="nil"/>
-              <w:bottom w:color="000000" w:space="0" w:sz="5" w:val="single"/>
-              <w:right w:color="000000" w:space="0" w:sz="5" w:val="single"/>
-            </w:tcBorders>
-            <w:tcMar>
-              <w:top w:w="0.0" w:type="dxa"/>
-              <w:left w:w="100.0" w:type="dxa"/>
-              <w:bottom w:w="0.0" w:type="dxa"/>
-              <w:right w:w="100.0" w:type="dxa"/>
-            </w:tcMar>
-            <w:vAlign w:val="top"/>
-          </w:tcPr>
-          <w:p>
-            <w:pPr>
-              <w:rPr>
-                <w:rFonts w:ascii="Times New Roman" w:cs="Times New Roman" w:eastAsia="Times New Roman" w:hAnsi="Times New Roman"/>
-                <w:sz w:val="24"/>
-                <w:szCs w:val="24"/>
-              </w:rPr>
-            </w:pPr>
-            <w:r>
-              <w:rPr>
-                <w:rFonts w:ascii="Times New Roman" w:cs="Times New Roman" w:eastAsia="Times New Roman" w:hAnsi="Times New Roman"/>
-                <w:sz w:val="24"/>
-                <w:szCs w:val="24"/>
-                <w:rtl w:val="0"/>
-              </w:rPr>
-              <w:t xml:space="preserve">Cuối Ngày 4 và tại Sprint Retrospective Sprint 12</w:t>
-            </w:r>
-          </w:p>
-        </w:tc>
-        <w:tc>
-          <w:tcPr>
-            <w:tcBorders>
-              <w:top w:color="000000" w:space="0" w:sz="0" w:val="nil"/>
-              <w:left w:color="000000" w:space="0" w:sz="0" w:val="nil"/>
-              <w:bottom w:color="000000" w:space="0" w:sz="5" w:val="single"/>
-              <w:right w:color="000000" w:space="0" w:sz="5" w:val="single"/>
-            </w:tcBorders>
-            <w:tcMar>
-              <w:top w:w="0.0" w:type="dxa"/>
-              <w:left w:w="100.0" w:type="dxa"/>
-              <w:bottom w:w="0.0" w:type="dxa"/>
-              <w:right w:w="100.0" w:type="dxa"/>
-            </w:tcMar>
-            <w:vAlign w:val="top"/>
-          </w:tcPr>
-          <w:p>
-            <w:pPr>
-              <w:rPr>
-                <w:rFonts w:ascii="Times New Roman" w:cs="Times New Roman" w:eastAsia="Times New Roman" w:hAnsi="Times New Roman"/>
-                <w:sz w:val="24"/>
-                <w:szCs w:val="24"/>
-              </w:rPr>
-            </w:pPr>
-            <w:r>
-              <w:rPr>
-                <w:rFonts w:ascii="Times New Roman" w:cs="Times New Roman" w:eastAsia="Times New Roman" w:hAnsi="Times New Roman"/>
-                <w:sz w:val="24"/>
-                <w:szCs w:val="24"/>
-                <w:rtl w:val="0"/>
-              </w:rPr>
-              <w:t xml:space="preserve">Nhật ký kiểm thử ghi thời điểm chạy test đầu tiên, kết quả test và các lỗi được ghi nhận</w:t>
+              <w:top w:color="c4c7c5" w:space="0" w:sz="5" w:val="single"/>
+              <w:left w:color="c4c7c5" w:space="0" w:sz="5" w:val="single"/>
+              <w:bottom w:color="c4c7c5" w:space="0" w:sz="5" w:val="single"/>
+              <w:right w:color="c4c7c5" w:space="0" w:sz="5" w:val="single"/>
+            </w:tcBorders>
+            <w:tcMar>
+              <w:top w:w="120.0" w:type="dxa"/>
+              <w:left w:w="180.0" w:type="dxa"/>
+              <w:bottom w:w="120.0" w:type="dxa"/>
+              <w:right w:w="180.0" w:type="dxa"/>
+            </w:tcMar>
+            <w:vAlign w:val="top"/>
+          </w:tcPr>
+          <w:p>
+            <w:pPr>
+              <w:spacing w:after="480" w:lineRule="auto"/>
+              <w:rPr>
+                <w:sz w:val="24"/>
+                <w:szCs w:val="24"/>
+              </w:rPr>
+            </w:pPr>
+            <w:r>
+              <w:rPr>
+                <w:sz w:val="24"/>
+                <w:szCs w:val="24"/>
+                <w:rtl w:val="0"/>
+              </w:rPr>
+              <w:t xml:space="preserve">Lên lịch cụ thể từ đầu Sprint 12 để hoàn tất việc chạy Integration Test đầu tiên vào trước hoặc đúng Ngày 4; Khánh Vy và Developers phối hợp bám sát để fix bug</w:t>
+            </w:r>
+          </w:p>
+        </w:tc>
+        <w:tc>
+          <w:tcPr>
+            <w:tcBorders>
+              <w:top w:color="c4c7c5" w:space="0" w:sz="5" w:val="single"/>
+              <w:left w:color="c4c7c5" w:space="0" w:sz="5" w:val="single"/>
+              <w:bottom w:color="c4c7c5" w:space="0" w:sz="5" w:val="single"/>
+              <w:right w:color="c4c7c5" w:space="0" w:sz="5" w:val="single"/>
+            </w:tcBorders>
+            <w:tcMar>
+              <w:top w:w="120.0" w:type="dxa"/>
+              <w:left w:w="180.0" w:type="dxa"/>
+              <w:bottom w:w="120.0" w:type="dxa"/>
+              <w:right w:w="180.0" w:type="dxa"/>
+            </w:tcMar>
+            <w:vAlign w:val="top"/>
+          </w:tcPr>
+          <w:p>
+            <w:pPr>
+              <w:spacing w:after="480" w:lineRule="auto"/>
+              <w:rPr>
+                <w:sz w:val="24"/>
+                <w:szCs w:val="24"/>
+              </w:rPr>
+            </w:pPr>
+            <w:r>
+              <w:rPr>
+                <w:sz w:val="24"/>
+                <w:szCs w:val="24"/>
+                <w:rtl w:val="0"/>
+              </w:rPr>
+              <w:t xml:space="preserve">Khánh Vy và Developers</w:t>
+            </w:r>
+          </w:p>
+        </w:tc>
+        <w:tc>
+          <w:tcPr>
+            <w:tcBorders>
+              <w:top w:color="c4c7c5" w:space="0" w:sz="5" w:val="single"/>
+              <w:left w:color="c4c7c5" w:space="0" w:sz="5" w:val="single"/>
+              <w:bottom w:color="c4c7c5" w:space="0" w:sz="5" w:val="single"/>
+              <w:right w:color="c4c7c5" w:space="0" w:sz="5" w:val="single"/>
+            </w:tcBorders>
+            <w:tcMar>
+              <w:top w:w="120.0" w:type="dxa"/>
+              <w:left w:w="180.0" w:type="dxa"/>
+              <w:bottom w:w="120.0" w:type="dxa"/>
+              <w:right w:w="180.0" w:type="dxa"/>
+            </w:tcMar>
+            <w:vAlign w:val="top"/>
+          </w:tcPr>
+          <w:p>
+            <w:pPr>
+              <w:spacing w:after="480" w:lineRule="auto"/>
+              <w:rPr>
+                <w:sz w:val="24"/>
+                <w:szCs w:val="24"/>
+              </w:rPr>
+            </w:pPr>
+            <w:r>
+              <w:rPr>
+                <w:sz w:val="24"/>
+                <w:szCs w:val="24"/>
+                <w:rtl w:val="0"/>
+              </w:rPr>
+              <w:t xml:space="preserve">Vào cuối Ngày 4 và trong buổi Sprint Retrospective tiếp theo</w:t>
+            </w:r>
+          </w:p>
+        </w:tc>
+        <w:tc>
+          <w:tcPr>
+            <w:tcBorders>
+              <w:top w:color="c4c7c5" w:space="0" w:sz="5" w:val="single"/>
+              <w:left w:color="c4c7c5" w:space="0" w:sz="5" w:val="single"/>
+              <w:bottom w:color="c4c7c5" w:space="0" w:sz="5" w:val="single"/>
+              <w:right w:color="c4c7c5" w:space="0" w:sz="5" w:val="single"/>
+            </w:tcBorders>
+            <w:tcMar>
+              <w:top w:w="120.0" w:type="dxa"/>
+              <w:left w:w="180.0" w:type="dxa"/>
+              <w:bottom w:w="120.0" w:type="dxa"/>
+              <w:right w:w="180.0" w:type="dxa"/>
+            </w:tcMar>
+            <w:vAlign w:val="top"/>
+          </w:tcPr>
+          <w:p>
+            <w:pPr>
+              <w:spacing w:after="480" w:lineRule="auto"/>
+              <w:rPr>
+                <w:sz w:val="24"/>
+                <w:szCs w:val="24"/>
+              </w:rPr>
+            </w:pPr>
+            <w:r>
+              <w:rPr>
+                <w:sz w:val="24"/>
+                <w:szCs w:val="24"/>
+                <w:rtl w:val="0"/>
+              </w:rPr>
+              <w:t xml:space="preserve">Báo cáo test log ghi nhận mốc thời gian thực hiện test đầu tiên cùng trạng thái xử lý lỗi</w:t>
             </w:r>
           </w:p>
         </w:tc>
@@ -1447,32 +1431,19 @@
     </w:tbl>
     <w:p>
       <w:pPr>
+        <w:numPr>
+          <w:ilvl w:val="0"/>
+          <w:numId w:val="1"/>
+        </w:numPr>
         <w:spacing w:after="160" w:lineRule="auto"/>
-        <w:ind w:left="1080" w:hanging="360"/>
+        <w:ind w:left="720" w:hanging="360"/>
         <w:rPr>
           <w:rFonts w:ascii="Times New Roman" w:cs="Times New Roman" w:eastAsia="Times New Roman" w:hAnsi="Times New Roman"/>
           <w:sz w:val="24"/>
           <w:szCs w:val="24"/>
+          <w:u w:val="none"/>
         </w:rPr>
       </w:pPr>
-      <w:r>
-        <w:rPr>
-          <w:rFonts w:ascii="Times New Roman" w:cs="Times New Roman" w:eastAsia="Times New Roman" w:hAnsi="Times New Roman"/>
-          <w:sz w:val="24"/>
-          <w:szCs w:val="24"/>
-          <w:rtl w:val="0"/>
-        </w:rPr>
-        <w:t xml:space="preserve">-</w:t>
-      </w:r>
-      <w:r>
-        <w:rPr>
-          <w:rFonts w:ascii="Times New Roman" w:cs="Times New Roman" w:eastAsia="Times New Roman" w:hAnsi="Times New Roman"/>
-          <w:sz w:val="14"/>
-          <w:szCs w:val="14"/>
-          <w:rtl w:val="0"/>
-        </w:rPr>
-        <w:t xml:space="preserve">          </w:t>
-      </w:r>
       <w:r>
         <w:rPr>
           <w:rFonts w:ascii="Times New Roman" w:cs="Times New Roman" w:eastAsia="Times New Roman" w:hAnsi="Times New Roman"/>
@@ -1552,22 +1523,11 @@
       <w:r>
         <w:rPr>
           <w:rFonts w:ascii="Times New Roman" w:cs="Times New Roman" w:eastAsia="Times New Roman" w:hAnsi="Times New Roman"/>
-          <w:b w:val="1"/>
-          <w:bCs w:val="1"/>
           <w:sz w:val="24"/>
           <w:szCs w:val="24"/>
           <w:rtl w:val="0"/>
         </w:rPr>
-        <w:t xml:space="preserve">Điểm chưa phù hợp 1 (Scrum Master):</w:t>
-      </w:r>
-      <w:r>
-        <w:rPr>
-          <w:rFonts w:ascii="Times New Roman" w:cs="Times New Roman" w:eastAsia="Times New Roman" w:hAnsi="Times New Roman"/>
-          <w:sz w:val="24"/>
-          <w:szCs w:val="24"/>
-          <w:rtl w:val="0"/>
-        </w:rPr>
-        <w:t xml:space="preserve"> Đặt câu hỏi quy chụp cá nhân ("Ai đã làm sáu khiếu nại bị phân loại sai?") khiến thành viên sợ hãi, mất đi sự an toàn tâm lý để dám chia sẻ </w:t>
+        <w:t xml:space="preserve">Điểm chưa phù hợp 1 (Scrum Master): Đặt câu hỏi quy chụp cá nhân ("Ai đã làm sáu khiếu nại bị phân loại sai?") khiến thành viên sợ hãi, mất đi sự an toàn tâm lý để dám chia sẻ </w:t>
       </w:r>
       <w:r>
         <w:rPr>
@@ -1671,7 +1631,121 @@
 </file>
 
 <file path=word/numbering.xml><?xml version="1.0" encoding="utf-8"?>
-<w:numbering xmlns:mc="http://schemas.openxmlformats.org/markup-compatibility/2006" xmlns:o="urn:schemas-microsoft-com:office:office" xmlns:r="http://schemas.openxmlformats.org/officeDocument/2006/relationships" xmlns:m="http://schemas.openxmlformats.org/officeDocument/2006/math" xmlns:v="urn:schemas-microsoft-com:vml" xmlns:wp="http://schemas.openxmlformats.org/drawingml/2006/wordprocessingDrawing" xmlns:w10="urn:schemas-microsoft-com:office:word" xmlns:w="http://schemas.openxmlformats.org/wordprocessingml/2006/main" xmlns:wne="http://schemas.microsoft.com/office/word/2006/wordml" xmlns:sl="http://schemas.openxmlformats.org/schemaLibrary/2006/main" xmlns:a="http://schemas.openxmlformats.org/drawingml/2006/main" xmlns:pic="http://schemas.openxmlformats.org/drawingml/2006/picture" xmlns:c="http://schemas.openxmlformats.org/drawingml/2006/chart" xmlns:lc="http://schemas.openxmlformats.org/drawingml/2006/lockedCanvas" xmlns:dgm="http://schemas.openxmlformats.org/drawingml/2006/diagram" xmlns:wps="http://schemas.microsoft.com/office/word/2010/wordprocessingShape" xmlns:wpg="http://schemas.microsoft.com/office/word/2010/wordprocessingGroup" xmlns:w14="http://schemas.microsoft.com/office/word/2010/wordml" xmlns:w15="http://schemas.microsoft.com/office/word/2012/wordml" xmlns:w16="http://schemas.microsoft.com/office/word/2018/wordml" xmlns:w16cex="http://schemas.microsoft.com/office/word/2018/wordml/cex" xmlns:w16cid="http://schemas.microsoft.com/office/word/2016/wordml/cid" xmlns="http://schemas.microsoft.com/office/tasks/2019/documenttasks" xmlns:cr="http://schemas.microsoft.com/office/comments/2020/reactions"/>
+<w:numbering xmlns:mc="http://schemas.openxmlformats.org/markup-compatibility/2006" xmlns:o="urn:schemas-microsoft-com:office:office" xmlns:r="http://schemas.openxmlformats.org/officeDocument/2006/relationships" xmlns:m="http://schemas.openxmlformats.org/officeDocument/2006/math" xmlns:v="urn:schemas-microsoft-com:vml" xmlns:wp="http://schemas.openxmlformats.org/drawingml/2006/wordprocessingDrawing" xmlns:w10="urn:schemas-microsoft-com:office:word" xmlns:w="http://schemas.openxmlformats.org/wordprocessingml/2006/main" xmlns:wne="http://schemas.microsoft.com/office/word/2006/wordml" xmlns:sl="http://schemas.openxmlformats.org/schemaLibrary/2006/main" xmlns:a="http://schemas.openxmlformats.org/drawingml/2006/main" xmlns:pic="http://schemas.openxmlformats.org/drawingml/2006/picture" xmlns:c="http://schemas.openxmlformats.org/drawingml/2006/chart" xmlns:lc="http://schemas.openxmlformats.org/drawingml/2006/lockedCanvas" xmlns:dgm="http://schemas.openxmlformats.org/drawingml/2006/diagram" xmlns:wps="http://schemas.microsoft.com/office/word/2010/wordprocessingShape" xmlns:wpg="http://schemas.microsoft.com/office/word/2010/wordprocessingGroup" xmlns:w14="http://schemas.microsoft.com/office/word/2010/wordml" xmlns:w15="http://schemas.microsoft.com/office/word/2012/wordml" xmlns:w16="http://schemas.microsoft.com/office/word/2018/wordml" xmlns:w16cex="http://schemas.microsoft.com/office/word/2018/wordml/cex" xmlns:w16cid="http://schemas.microsoft.com/office/word/2016/wordml/cid" xmlns="http://schemas.microsoft.com/office/tasks/2019/documenttasks" xmlns:cr="http://schemas.microsoft.com/office/comments/2020/reactions">
+  <w:abstractNum w:abstractNumId="1">
+    <w:lvl w:ilvl="0">
+      <w:start w:val="1"/>
+      <w:numFmt w:val="bullet"/>
+      <w:lvlText w:val="-"/>
+      <w:lvlJc w:val="left"/>
+      <w:pPr>
+        <w:ind w:left="720" w:hanging="360"/>
+      </w:pPr>
+      <w:rPr>
+        <w:u w:val="none"/>
+      </w:rPr>
+    </w:lvl>
+    <w:lvl w:ilvl="1">
+      <w:start w:val="1"/>
+      <w:numFmt w:val="bullet"/>
+      <w:lvlText w:val="-"/>
+      <w:lvlJc w:val="left"/>
+      <w:pPr>
+        <w:ind w:left="1440" w:hanging="360"/>
+      </w:pPr>
+      <w:rPr>
+        <w:u w:val="none"/>
+      </w:rPr>
+    </w:lvl>
+    <w:lvl w:ilvl="2">
+      <w:start w:val="1"/>
+      <w:numFmt w:val="bullet"/>
+      <w:lvlText w:val="-"/>
+      <w:lvlJc w:val="left"/>
+      <w:pPr>
+        <w:ind w:left="2160" w:hanging="360"/>
+      </w:pPr>
+      <w:rPr>
+        <w:u w:val="none"/>
+      </w:rPr>
+    </w:lvl>
+    <w:lvl w:ilvl="3">
+      <w:start w:val="1"/>
+      <w:numFmt w:val="bullet"/>
+      <w:lvlText w:val="-"/>
+      <w:lvlJc w:val="left"/>
+      <w:pPr>
+        <w:ind w:left="2880" w:hanging="360"/>
+      </w:pPr>
+      <w:rPr>
+        <w:u w:val="none"/>
+      </w:rPr>
+    </w:lvl>
+    <w:lvl w:ilvl="4">
+      <w:start w:val="1"/>
+      <w:numFmt w:val="bullet"/>
+      <w:lvlText w:val="-"/>
+      <w:lvlJc w:val="left"/>
+      <w:pPr>
+        <w:ind w:left="3600" w:hanging="360"/>
+      </w:pPr>
+      <w:rPr>
+        <w:u w:val="none"/>
+      </w:rPr>
+    </w:lvl>
+    <w:lvl w:ilvl="5">
+      <w:start w:val="1"/>
+      <w:numFmt w:val="bullet"/>
+      <w:lvlText w:val="-"/>
+      <w:lvlJc w:val="left"/>
+      <w:pPr>
+        <w:ind w:left="4320" w:hanging="360"/>
+      </w:pPr>
+      <w:rPr>
+        <w:u w:val="none"/>
+      </w:rPr>
+    </w:lvl>
+    <w:lvl w:ilvl="6">
+      <w:start w:val="1"/>
+      <w:numFmt w:val="bullet"/>
+      <w:lvlText w:val="-"/>
+      <w:lvlJc w:val="left"/>
+      <w:pPr>
+        <w:ind w:left="5040" w:hanging="360"/>
+      </w:pPr>
+      <w:rPr>
+        <w:u w:val="none"/>
+      </w:rPr>
+    </w:lvl>
+    <w:lvl w:ilvl="7">
+      <w:start w:val="1"/>
+      <w:numFmt w:val="bullet"/>
+      <w:lvlText w:val="-"/>
+      <w:lvlJc w:val="left"/>
+      <w:pPr>
+        <w:ind w:left="5760" w:hanging="360"/>
+      </w:pPr>
+      <w:rPr>
+        <w:u w:val="none"/>
+      </w:rPr>
+    </w:lvl>
+    <w:lvl w:ilvl="8">
+      <w:start w:val="1"/>
+      <w:numFmt w:val="bullet"/>
+      <w:lvlText w:val="-"/>
+      <w:lvlJc w:val="left"/>
+      <w:pPr>
+        <w:ind w:left="6480" w:hanging="360"/>
+      </w:pPr>
+      <w:rPr>
+        <w:u w:val="none"/>
+      </w:rPr>
+    </w:lvl>
+  </w:abstractNum>
+  <w:num w:numId="1">
+    <w:abstractNumId w:val="1"/>
+  </w:num>
+</w:numbering>
 </file>
 
 <file path=word/styles.xml><?xml version="1.0" encoding="utf-8"?>
